--- a/ru/wisdom-stories/discussion-and-conflict.docx
+++ b/ru/wisdom-stories/discussion-and-conflict.docx
@@ -3,53 +3,82 @@
 <w:document xmlns:wpc="http://schemas.microsoft.com/office/word/2010/wordprocessingCanvas" xmlns:mo="http://schemas.microsoft.com/office/mac/office/2008/main" xmlns:mc="http://schemas.openxmlformats.org/markup-compatibility/2006" xmlns:mv="urn:schemas-microsoft-com:mac:vml" xmlns:o="urn:schemas-microsoft-com:office:office" xmlns:r="http://schemas.openxmlformats.org/officeDocument/2006/relationships" xmlns:m="http://schemas.openxmlformats.org/officeDocument/2006/math" xmlns:v="urn:schemas-microsoft-com:vml" xmlns:wp14="http://schemas.microsoft.com/office/word/2010/wordprocessingDrawing" xmlns:wp="http://schemas.openxmlformats.org/drawingml/2006/wordprocessingDrawing" xmlns:w10="urn:schemas-microsoft-com:office:word" xmlns:w="http://schemas.openxmlformats.org/wordprocessingml/2006/main" xmlns:w14="http://schemas.microsoft.com/office/word/2010/wordml" xmlns:wpg="http://schemas.microsoft.com/office/word/2010/wordprocessingGroup" xmlns:wpi="http://schemas.microsoft.com/office/word/2010/wordprocessingInk" xmlns:wne="http://schemas.microsoft.com/office/word/2006/wordml" xmlns:wps="http://schemas.microsoft.com/office/word/2010/wordprocessingShape" mc:Ignorable="w14 wp14">
   <w:body>
     <w:p>
+      <w:pPr>
+        <w:pStyle w:val="Title"/>
+      </w:pPr>
       <w:r>
         <w:t>Обсуждение и конфликт</w:t>
       </w:r>
     </w:p>
     <w:p>
+      <w:pPr/>
       <w:r>
         <w:t>Как и каждый день, Джавид-бей и его команда собрались в переговорной, чтобы обсудить ход работы над проектом. Все кратко рассказали об успешных результатах накануне и о трудностях, с которыми столкнулись.</w:t>
       </w:r>
     </w:p>
     <w:p>
+      <w:pPr/>
       <w:r>
         <w:t>Настала очередь Камала. Как и остальные, он рассказал о проделанной работе, но — словно ожидая помощи от коллег — подробнее описал проблему. Как только он закончил, Надир при всех обвинил его: «Ты виноват; из-за тебя наша работа остановилась, и мы ничего не можем сделать». Люди в комнате замерли. Камал был очень смущён и не знал, что делать.</w:t>
       </w:r>
     </w:p>
     <w:p>
+      <w:pPr/>
       <w:r>
         <w:t>Как руководитель проекта, Джавид-бей сразу вмешался, чтобы разговор не перерос в конфликт, и сказал команде: «Ребята, если хотите, закончим обсуждение на сегодня и решим этот вопрос в другое время». Все разошлись.</w:t>
       </w:r>
     </w:p>
     <w:p>
+      <w:pPr/>
       <w:r>
         <w:t>Джавид-бей точно знал, что делать: встретиться наедине и поговорить по-дружески. Под предлогом чая он пригласил Надира в кафе компании; после короткой беседы перешёл к делу и спокойно, не теряя самообладания, сказал: «Сынок, твоё поведение по отношению к Камалу сегодня было очень неправильным. Недопустимо обвинять кого-то, не узнав правды, — тем более на глазах у других. Поставь себя на его место. Человек ждал от нас помощи, а его обвинили. Я уверен, Камал хотел, чтобы мы сели вместе, подумали и нашли решение сообща».</w:t>
       </w:r>
     </w:p>
     <w:p>
+      <w:pPr/>
       <w:r>
-        <w:t>Надир опустил голову от стыда. Наставление Джавид-бея подействовало; для Надира это стал хороший урок — он понял, что поступил дурно.</w:t>
+        <w:t>Надир опустил голову от стыда. Слова Джавид-бея стали для него хорошим уроком: он понял, что поступил дурно.</w:t>
       </w:r>
     </w:p>
     <w:p>
+      <w:pPr>
+        <w:keepNext/>
+      </w:pPr>
       <w:r>
         <w:t>Позже, когда представлялся случай, он вспоминал тот разговор и говорил, что всегда благодарен Джавид-бею. Важно и то, что никто в компании об этом разговоре не узнал.</w:t>
       </w:r>
     </w:p>
     <w:p>
+      <w:pPr>
+        <w:keepNext/>
+        <w:keepLines/>
+        <w:spacing w:before="160" w:after="80"/>
+      </w:pPr>
       <w:r>
-        <w:t>Мораль: Конфликт ищет, кто прав; обсуждение — что верно. Если хочешь истину — обсуждай, а не спорь.</w:t>
+        <w:rPr>
+          <w:b/>
+        </w:rPr>
+        <w:t>Мораль:</w:t>
+      </w:r>
+      <w:r>
+        <w:t xml:space="preserve"> Конфликт ищет, кто прав; обсуждение — что верно. Если хочешь истину — обсуждай, а не спорь.</w:t>
       </w:r>
     </w:p>
     <w:p>
+      <w:pPr>
+        <w:spacing w:after="80"/>
+      </w:pPr>
       <w:r>
+        <w:rPr>
+          <w:i/>
+          <w:sz w:val="18"/>
+        </w:rPr>
         <w:t>История взята из открытых источников Интернета.</w:t>
       </w:r>
     </w:p>
     <w:sectPr>
-      <w:pgSz w:w="12240" w:h="15840"/>
-      <w:pgMar w:top="1440" w:right="1800" w:bottom="1440" w:left="1800" w:header="720" w:footer="720" w:gutter="0"/>
+      <w:pgSz w:w="11909" w:h="16834"/>
+      <w:pgMar w:top="1152" w:right="1224" w:bottom="1152" w:left="1224" w:header="720" w:footer="720" w:gutter="0"/>
       <w:cols w:space="720"/>
       <w:docGrid w:linePitch="360"/>
     </w:sectPr>
@@ -420,6 +449,16 @@
     <w:name w:val="Normal"/>
     <w:qFormat/>
     <w:rsid w:val="00FC693F"/>
+    <w:pPr>
+      <w:widowControl/>
+      <w:spacing w:after="120" w:line="269" w:lineRule="auto"/>
+    </w:pPr>
+    <w:rPr>
+      <w:rFonts w:ascii="Arial" w:hAnsi="Arial"/>
+      <w:color w:val="000000"/>
+      <w:sz w:val="22"/>
+      <w:lang w:val="ru-RU"/>
+    </w:rPr>
   </w:style>
   <w:style w:type="paragraph" w:styleId="Header">
     <w:name w:val="header"/>
@@ -762,18 +801,20 @@
     <w:qFormat/>
     <w:rsid w:val="00FC693F"/>
     <w:pPr>
+      <w:keepNext/>
       <w:pBdr>
         <w:bottom w:val="single" w:sz="8" w:space="4" w:color="4F81BD" w:themeColor="accent1"/>
       </w:pBdr>
-      <w:spacing w:after="300" w:line="240" w:lineRule="auto"/>
+      <w:spacing w:after="280" w:line="240" w:lineRule="auto"/>
       <w:contextualSpacing/>
     </w:pPr>
     <w:rPr>
-      <w:rFonts w:asciiTheme="majorHAnsi" w:eastAsiaTheme="majorEastAsia" w:hAnsiTheme="majorHAnsi" w:cstheme="majorBidi"/>
-      <w:color w:val="17365D" w:themeColor="text2" w:themeShade="BF"/>
+      <w:rFonts w:asciiTheme="majorHAnsi" w:eastAsiaTheme="majorEastAsia" w:hAnsiTheme="majorHAnsi" w:cstheme="majorBidi" w:ascii="Arial" w:hAnsi="Arial"/>
+      <w:b/>
+      <w:color w:val="000000"/>
       <w:spacing w:val="5"/>
       <w:kern w:val="28"/>
-      <w:sz w:val="52"/>
+      <w:sz w:val="34"/>
       <w:szCs w:val="52"/>
     </w:rPr>
   </w:style>

--- a/ru/wisdom-stories/discussion-and-conflict.docx
+++ b/ru/wisdom-stories/discussion-and-conflict.docx
@@ -25,7 +25,7 @@
     <w:p>
       <w:pPr/>
       <w:r>
-        <w:t>Как руководитель проекта, Джавид-бей сразу вмешался, чтобы разговор не перерос в конфликт, и сказал команде: «Ребята, если хотите, закончим обсуждение на сегодня и решим этот вопрос в другое время». Все разошлись.</w:t>
+        <w:t>Как руководитель проекта, Джавид-бей сразу вмешался, чтобы разговор не перерос в конфликт, и сказал команде: «Ребята, давайте, закончим обсуждение на сегодня и решим этот вопрос в другое время». Все разошлись.</w:t>
       </w:r>
     </w:p>
     <w:p>
@@ -45,7 +45,7 @@
         <w:keepNext/>
       </w:pPr>
       <w:r>
-        <w:t>Позже, когда представлялся случай, он вспоминал тот разговор и говорил, что всегда благодарен Джавид-бею. Важно и то, что никто в компании об этом разговоре не узнал.</w:t>
+        <w:t>Позже, всякий раз вспоминая этот разговор, Надир благодарил Джавид-бея. Он был благодарен и за то, что в компании никто не узнал об их разговоре.</w:t>
       </w:r>
     </w:p>
     <w:p>
@@ -58,11 +58,9 @@
         <w:rPr>
           <w:b/>
         </w:rPr>
-        <w:t>Мораль:</w:t>
+        <w:t>Мораль: Конфликт ищет, кто прав; обсуждение — что верно. Если хочешь истину — обсуждай, а не спорь.</w:t>
       </w:r>
-      <w:r>
-        <w:t xml:space="preserve"> Конфликт ищет, кто прав; обсуждение — что верно. Если хочешь истину — обсуждай, а не спорь.</w:t>
-      </w:r>
+      <w:r/>
     </w:p>
     <w:p>
       <w:pPr>
@@ -73,7 +71,7 @@
           <w:i/>
           <w:sz w:val="18"/>
         </w:rPr>
-        <w:t>История взята из открытых источников Интернета.</w:t>
+        <w:t>Бахтияр Сираджов</w:t>
       </w:r>
     </w:p>
     <w:sectPr>
